--- a/klagomål/A 69586-2018 FSC-klagomål.docx
+++ b/klagomål/A 69586-2018 FSC-klagomål.docx
@@ -495,7 +495,7 @@
     <w:r>
       <w:tab/>
       <w:tab/>
-      <w:t>2024-01-03</w:t>
+      <w:t>2024-01-11</w:t>
       <w:br/>
       <w:br/>
     </w:r>

--- a/klagomål/A 69586-2018 FSC-klagomål.docx
+++ b/klagomål/A 69586-2018 FSC-klagomål.docx
@@ -495,7 +495,7 @@
     <w:r>
       <w:tab/>
       <w:tab/>
-      <w:t>2024-01-11</w:t>
+      <w:t>2024-01-12</w:t>
       <w:br/>
       <w:br/>
     </w:r>

--- a/klagomål/A 69586-2018 FSC-klagomål.docx
+++ b/klagomål/A 69586-2018 FSC-klagomål.docx
@@ -495,7 +495,7 @@
     <w:r>
       <w:tab/>
       <w:tab/>
-      <w:t>2024-01-12</w:t>
+      <w:t>2024-01-13</w:t>
       <w:br/>
       <w:br/>
     </w:r>

--- a/klagomål/A 69586-2018 FSC-klagomål.docx
+++ b/klagomål/A 69586-2018 FSC-klagomål.docx
@@ -495,7 +495,7 @@
     <w:r>
       <w:tab/>
       <w:tab/>
-      <w:t>2024-01-13</w:t>
+      <w:t>2024-01-14</w:t>
       <w:br/>
       <w:br/>
     </w:r>

--- a/klagomål/A 69586-2018 FSC-klagomål.docx
+++ b/klagomål/A 69586-2018 FSC-klagomål.docx
@@ -495,7 +495,7 @@
     <w:r>
       <w:tab/>
       <w:tab/>
-      <w:t>2024-01-14</w:t>
+      <w:t>2024-01-15</w:t>
       <w:br/>
       <w:br/>
     </w:r>

--- a/klagomål/A 69586-2018 FSC-klagomål.docx
+++ b/klagomål/A 69586-2018 FSC-klagomål.docx
@@ -495,7 +495,7 @@
     <w:r>
       <w:tab/>
       <w:tab/>
-      <w:t>2024-01-15</w:t>
+      <w:t>2024-01-16</w:t>
       <w:br/>
       <w:br/>
     </w:r>

--- a/klagomål/A 69586-2018 FSC-klagomål.docx
+++ b/klagomål/A 69586-2018 FSC-klagomål.docx
@@ -495,7 +495,7 @@
     <w:r>
       <w:tab/>
       <w:tab/>
-      <w:t>2024-01-16</w:t>
+      <w:t>2024-01-18</w:t>
       <w:br/>
       <w:br/>
     </w:r>

--- a/klagomål/A 69586-2018 FSC-klagomål.docx
+++ b/klagomål/A 69586-2018 FSC-klagomål.docx
@@ -495,7 +495,7 @@
     <w:r>
       <w:tab/>
       <w:tab/>
-      <w:t>2024-01-18</w:t>
+      <w:t>2024-01-19</w:t>
       <w:br/>
       <w:br/>
     </w:r>

--- a/klagomål/A 69586-2018 FSC-klagomål.docx
+++ b/klagomål/A 69586-2018 FSC-klagomål.docx
@@ -495,7 +495,7 @@
     <w:r>
       <w:tab/>
       <w:tab/>
-      <w:t>2024-01-19</w:t>
+      <w:t>2024-01-20</w:t>
       <w:br/>
       <w:br/>
     </w:r>

--- a/klagomål/A 69586-2018 FSC-klagomål.docx
+++ b/klagomål/A 69586-2018 FSC-klagomål.docx
@@ -495,7 +495,7 @@
     <w:r>
       <w:tab/>
       <w:tab/>
-      <w:t>2024-01-20</w:t>
+      <w:t>2024-01-21</w:t>
       <w:br/>
       <w:br/>
     </w:r>

--- a/klagomål/A 69586-2018 FSC-klagomål.docx
+++ b/klagomål/A 69586-2018 FSC-klagomål.docx
@@ -495,7 +495,7 @@
     <w:r>
       <w:tab/>
       <w:tab/>
-      <w:t>2024-01-21</w:t>
+      <w:t>2024-01-24</w:t>
       <w:br/>
       <w:br/>
     </w:r>

--- a/klagomål/A 69586-2018 FSC-klagomål.docx
+++ b/klagomål/A 69586-2018 FSC-klagomål.docx
@@ -495,7 +495,7 @@
     <w:r>
       <w:tab/>
       <w:tab/>
-      <w:t>2024-01-24</w:t>
+      <w:t>2024-01-25</w:t>
       <w:br/>
       <w:br/>
     </w:r>

--- a/klagomål/A 69586-2018 FSC-klagomål.docx
+++ b/klagomål/A 69586-2018 FSC-klagomål.docx
@@ -495,7 +495,7 @@
     <w:r>
       <w:tab/>
       <w:tab/>
-      <w:t>2024-01-25</w:t>
+      <w:t>2024-01-26</w:t>
       <w:br/>
       <w:br/>
     </w:r>

--- a/klagomål/A 69586-2018 FSC-klagomål.docx
+++ b/klagomål/A 69586-2018 FSC-klagomål.docx
@@ -495,7 +495,7 @@
     <w:r>
       <w:tab/>
       <w:tab/>
-      <w:t>2024-01-26</w:t>
+      <w:t>2024-01-27</w:t>
       <w:br/>
       <w:br/>
     </w:r>

--- a/klagomål/A 69586-2018 FSC-klagomål.docx
+++ b/klagomål/A 69586-2018 FSC-klagomål.docx
@@ -495,7 +495,7 @@
     <w:r>
       <w:tab/>
       <w:tab/>
-      <w:t>2024-01-27</w:t>
+      <w:t>2024-01-28</w:t>
       <w:br/>
       <w:br/>
     </w:r>

--- a/klagomål/A 69586-2018 FSC-klagomål.docx
+++ b/klagomål/A 69586-2018 FSC-klagomål.docx
@@ -495,7 +495,7 @@
     <w:r>
       <w:tab/>
       <w:tab/>
-      <w:t>2024-01-28</w:t>
+      <w:t>2024-01-30</w:t>
       <w:br/>
       <w:br/>
     </w:r>

--- a/klagomål/A 69586-2018 FSC-klagomål.docx
+++ b/klagomål/A 69586-2018 FSC-klagomål.docx
@@ -495,7 +495,7 @@
     <w:r>
       <w:tab/>
       <w:tab/>
-      <w:t>2024-01-30</w:t>
+      <w:t>2024-02-01</w:t>
       <w:br/>
       <w:br/>
     </w:r>

--- a/klagomål/A 69586-2018 FSC-klagomål.docx
+++ b/klagomål/A 69586-2018 FSC-klagomål.docx
@@ -495,7 +495,7 @@
     <w:r>
       <w:tab/>
       <w:tab/>
-      <w:t>2024-02-01</w:t>
+      <w:t>2024-02-02</w:t>
       <w:br/>
       <w:br/>
     </w:r>

--- a/klagomål/A 69586-2018 FSC-klagomål.docx
+++ b/klagomål/A 69586-2018 FSC-klagomål.docx
@@ -495,7 +495,7 @@
     <w:r>
       <w:tab/>
       <w:tab/>
-      <w:t>2024-02-02</w:t>
+      <w:t>2024-02-03</w:t>
       <w:br/>
       <w:br/>
     </w:r>

--- a/klagomål/A 69586-2018 FSC-klagomål.docx
+++ b/klagomål/A 69586-2018 FSC-klagomål.docx
@@ -495,7 +495,7 @@
     <w:r>
       <w:tab/>
       <w:tab/>
-      <w:t>2024-02-03</w:t>
+      <w:t>2024-02-04</w:t>
       <w:br/>
       <w:br/>
     </w:r>

--- a/klagomål/A 69586-2018 FSC-klagomål.docx
+++ b/klagomål/A 69586-2018 FSC-klagomål.docx
@@ -495,7 +495,7 @@
     <w:r>
       <w:tab/>
       <w:tab/>
-      <w:t>2024-02-04</w:t>
+      <w:t>2024-02-05</w:t>
       <w:br/>
       <w:br/>
     </w:r>

--- a/klagomål/A 69586-2018 FSC-klagomål.docx
+++ b/klagomål/A 69586-2018 FSC-klagomål.docx
@@ -495,7 +495,7 @@
     <w:r>
       <w:tab/>
       <w:tab/>
-      <w:t>2024-02-05</w:t>
+      <w:t>2024-02-06</w:t>
       <w:br/>
       <w:br/>
     </w:r>

--- a/klagomål/A 69586-2018 FSC-klagomål.docx
+++ b/klagomål/A 69586-2018 FSC-klagomål.docx
@@ -495,7 +495,7 @@
     <w:r>
       <w:tab/>
       <w:tab/>
-      <w:t>2024-02-06</w:t>
+      <w:t>2024-02-08</w:t>
       <w:br/>
       <w:br/>
     </w:r>

--- a/klagomål/A 69586-2018 FSC-klagomål.docx
+++ b/klagomål/A 69586-2018 FSC-klagomål.docx
@@ -495,7 +495,7 @@
     <w:r>
       <w:tab/>
       <w:tab/>
-      <w:t>2024-02-08</w:t>
+      <w:t>2024-02-09</w:t>
       <w:br/>
       <w:br/>
     </w:r>

--- a/klagomål/A 69586-2018 FSC-klagomål.docx
+++ b/klagomål/A 69586-2018 FSC-klagomål.docx
@@ -495,7 +495,7 @@
     <w:r>
       <w:tab/>
       <w:tab/>
-      <w:t>2024-02-09</w:t>
+      <w:t>2024-02-10</w:t>
       <w:br/>
       <w:br/>
     </w:r>

--- a/klagomål/A 69586-2018 FSC-klagomål.docx
+++ b/klagomål/A 69586-2018 FSC-klagomål.docx
@@ -495,7 +495,7 @@
     <w:r>
       <w:tab/>
       <w:tab/>
-      <w:t>2024-02-10</w:t>
+      <w:t>2024-02-11</w:t>
       <w:br/>
       <w:br/>
     </w:r>

--- a/klagomål/A 69586-2018 FSC-klagomål.docx
+++ b/klagomål/A 69586-2018 FSC-klagomål.docx
@@ -495,7 +495,7 @@
     <w:r>
       <w:tab/>
       <w:tab/>
-      <w:t>2024-02-11</w:t>
+      <w:t>2024-02-12</w:t>
       <w:br/>
       <w:br/>
     </w:r>

--- a/klagomål/A 69586-2018 FSC-klagomål.docx
+++ b/klagomål/A 69586-2018 FSC-klagomål.docx
@@ -495,7 +495,7 @@
     <w:r>
       <w:tab/>
       <w:tab/>
-      <w:t>2024-02-12</w:t>
+      <w:t>2024-02-13</w:t>
       <w:br/>
       <w:br/>
     </w:r>

--- a/klagomål/A 69586-2018 FSC-klagomål.docx
+++ b/klagomål/A 69586-2018 FSC-klagomål.docx
@@ -495,7 +495,7 @@
     <w:r>
       <w:tab/>
       <w:tab/>
-      <w:t>2024-02-13</w:t>
+      <w:t>2024-02-14</w:t>
       <w:br/>
       <w:br/>
     </w:r>

--- a/klagomål/A 69586-2018 FSC-klagomål.docx
+++ b/klagomål/A 69586-2018 FSC-klagomål.docx
@@ -495,7 +495,7 @@
     <w:r>
       <w:tab/>
       <w:tab/>
-      <w:t>2024-02-14</w:t>
+      <w:t>2024-02-15</w:t>
       <w:br/>
       <w:br/>
     </w:r>

--- a/klagomål/A 69586-2018 FSC-klagomål.docx
+++ b/klagomål/A 69586-2018 FSC-klagomål.docx
@@ -495,7 +495,7 @@
     <w:r>
       <w:tab/>
       <w:tab/>
-      <w:t>2024-02-15</w:t>
+      <w:t>2024-02-19</w:t>
       <w:br/>
       <w:br/>
     </w:r>

--- a/klagomål/A 69586-2018 FSC-klagomål.docx
+++ b/klagomål/A 69586-2018 FSC-klagomål.docx
@@ -495,7 +495,7 @@
     <w:r>
       <w:tab/>
       <w:tab/>
-      <w:t>2024-02-19</w:t>
+      <w:t>2024-02-21</w:t>
       <w:br/>
       <w:br/>
     </w:r>

--- a/klagomål/A 69586-2018 FSC-klagomål.docx
+++ b/klagomål/A 69586-2018 FSC-klagomål.docx
@@ -495,7 +495,7 @@
     <w:r>
       <w:tab/>
       <w:tab/>
-      <w:t>2024-02-21</w:t>
+      <w:t>2024-02-22</w:t>
       <w:br/>
       <w:br/>
     </w:r>

--- a/klagomål/A 69586-2018 FSC-klagomål.docx
+++ b/klagomål/A 69586-2018 FSC-klagomål.docx
@@ -495,7 +495,7 @@
     <w:r>
       <w:tab/>
       <w:tab/>
-      <w:t>2024-02-22</w:t>
+      <w:t>2024-02-23</w:t>
       <w:br/>
       <w:br/>
     </w:r>

--- a/klagomål/A 69586-2018 FSC-klagomål.docx
+++ b/klagomål/A 69586-2018 FSC-klagomål.docx
@@ -495,7 +495,7 @@
     <w:r>
       <w:tab/>
       <w:tab/>
-      <w:t>2024-02-23</w:t>
+      <w:t>2024-02-24</w:t>
       <w:br/>
       <w:br/>
     </w:r>

--- a/klagomål/A 69586-2018 FSC-klagomål.docx
+++ b/klagomål/A 69586-2018 FSC-klagomål.docx
@@ -495,7 +495,7 @@
     <w:r>
       <w:tab/>
       <w:tab/>
-      <w:t>2024-02-24</w:t>
+      <w:t>2024-02-25</w:t>
       <w:br/>
       <w:br/>
     </w:r>

--- a/klagomål/A 69586-2018 FSC-klagomål.docx
+++ b/klagomål/A 69586-2018 FSC-klagomål.docx
@@ -7,7 +7,7 @@
         <w:pStyle w:val="Title"/>
       </w:pPr>
       <w:r>
-        <w:t>FSC- /PEFC-klagomål - information om höga naturvärden i avverkningsanmälan A 69586-2018 i Mörbylånga kommun</w:t>
+        <w:t>Inledande FSC- /PEFC-klagomål - information om höga naturvärden i avverkningsanmälan A 69586-2018 i Mörbylånga kommun</w:t>
       </w:r>
     </w:p>
     <w:p>
@@ -40,7 +40,7 @@
     </w:p>
     <w:p>
       <w:r>
-        <w:t>De påträffade naturvårdsarterna är ett tydligt kvitto på att detta rör sig om en skog med mycket höga naturvärden. I Figur 1 visas en karta över det avverkningsanmälda området, där samtliga fyndplatser för naturvårdsarter som finns registrerade på Artportalen har markerats.</w:t>
+        <w:t>De påträffade naturvårdsarterna är ett tydligt kvitto på att detta rör sig om en skog med höga naturvärden. I Figur 1 visas en karta över det avverkningsanmälda området, där samtliga fyndplatser för naturvårdsarter som finns registrerade på Artportalen har markerats.</w:t>
       </w:r>
     </w:p>
     <w:p>
@@ -495,7 +495,7 @@
     <w:r>
       <w:tab/>
       <w:tab/>
-      <w:t>2024-02-25</w:t>
+      <w:t>2024-02-26</w:t>
       <w:br/>
       <w:br/>
     </w:r>

--- a/klagomål/A 69586-2018 FSC-klagomål.docx
+++ b/klagomål/A 69586-2018 FSC-klagomål.docx
@@ -495,7 +495,7 @@
     <w:r>
       <w:tab/>
       <w:tab/>
-      <w:t>2024-02-26</w:t>
+      <w:t>2024-02-27</w:t>
       <w:br/>
       <w:br/>
     </w:r>

--- a/klagomål/A 69586-2018 FSC-klagomål.docx
+++ b/klagomål/A 69586-2018 FSC-klagomål.docx
@@ -495,7 +495,7 @@
     <w:r>
       <w:tab/>
       <w:tab/>
-      <w:t>2024-02-27</w:t>
+      <w:t>2024-02-28</w:t>
       <w:br/>
       <w:br/>
     </w:r>

--- a/klagomål/A 69586-2018 FSC-klagomål.docx
+++ b/klagomål/A 69586-2018 FSC-klagomål.docx
@@ -495,7 +495,7 @@
     <w:r>
       <w:tab/>
       <w:tab/>
-      <w:t>2024-02-28</w:t>
+      <w:t>2024-02-29</w:t>
       <w:br/>
       <w:br/>
     </w:r>

--- a/klagomål/A 69586-2018 FSC-klagomål.docx
+++ b/klagomål/A 69586-2018 FSC-klagomål.docx
@@ -495,7 +495,7 @@
     <w:r>
       <w:tab/>
       <w:tab/>
-      <w:t>2024-02-29</w:t>
+      <w:t>2024-03-01</w:t>
       <w:br/>
       <w:br/>
     </w:r>

--- a/klagomål/A 69586-2018 FSC-klagomål.docx
+++ b/klagomål/A 69586-2018 FSC-klagomål.docx
@@ -495,7 +495,7 @@
     <w:r>
       <w:tab/>
       <w:tab/>
-      <w:t>2024-03-01</w:t>
+      <w:t>2024-03-02</w:t>
       <w:br/>
       <w:br/>
     </w:r>

--- a/klagomål/A 69586-2018 FSC-klagomål.docx
+++ b/klagomål/A 69586-2018 FSC-klagomål.docx
@@ -2,6 +2,162 @@
 <file path=word/document.xml><?xml version="1.0" encoding="utf-8"?>
 <w:document xmlns:wpc="http://schemas.microsoft.com/office/word/2010/wordprocessingCanvas" xmlns:cx="http://schemas.microsoft.com/office/drawing/2014/chartex" xmlns:cx1="http://schemas.microsoft.com/office/drawing/2015/9/8/chartex" xmlns:cx2="http://schemas.microsoft.com/office/drawing/2015/10/21/chartex" xmlns:cx3="http://schemas.microsoft.com/office/drawing/2016/5/9/chartex" xmlns:cx4="http://schemas.microsoft.com/office/drawing/2016/5/10/chartex" xmlns:cx5="http://schemas.microsoft.com/office/drawing/2016/5/11/chartex" xmlns:cx6="http://schemas.microsoft.com/office/drawing/2016/5/12/chartex" xmlns:cx7="http://schemas.microsoft.com/office/drawing/2016/5/13/chartex" xmlns:cx8="http://schemas.microsoft.com/office/drawing/2016/5/14/chartex" xmlns:mc="http://schemas.openxmlformats.org/markup-compatibility/2006" xmlns:aink="http://schemas.microsoft.com/office/drawing/2016/ink" xmlns:am3d="http://schemas.microsoft.com/office/drawing/2017/model3d" xmlns:o="urn:schemas-microsoft-com:office:office" xmlns:oel="http://schemas.microsoft.com/office/2019/extlst" xmlns:r="http://schemas.openxmlformats.org/officeDocument/2006/relationships" xmlns:m="http://schemas.openxmlformats.org/officeDocument/2006/math" xmlns:v="urn:schemas-microsoft-com:vml" xmlns:wp14="http://schemas.microsoft.com/office/word/2010/wordprocessingDrawing" xmlns:wp="http://schemas.openxmlformats.org/drawingml/2006/wordprocessingDrawing" xmlns:w10="urn:schemas-microsoft-com:office:word" xmlns:w="http://schemas.openxmlformats.org/wordprocessingml/2006/main" xmlns:w14="http://schemas.microsoft.com/office/word/2010/wordml" xmlns:w15="http://schemas.microsoft.com/office/word/2012/wordml" xmlns:w16cex="http://schemas.microsoft.com/office/word/2018/wordml/cex" xmlns:w16cid="http://schemas.microsoft.com/office/word/2016/wordml/cid" xmlns:w16="http://schemas.microsoft.com/office/word/2018/wordml" xmlns:w16sdtdh="http://schemas.microsoft.com/office/word/2020/wordml/sdtdatahash" xmlns:w16se="http://schemas.microsoft.com/office/word/2015/wordml/symex" xmlns:wpg="http://schemas.microsoft.com/office/word/2010/wordprocessingGroup" xmlns:wpi="http://schemas.microsoft.com/office/word/2010/wordprocessingInk" xmlns:wne="http://schemas.microsoft.com/office/word/2006/wordml" xmlns:wps="http://schemas.microsoft.com/office/word/2010/wordprocessingShape" mc:Ignorable="w14 w15 w16se w16cid w16 w16cex w16sdtdh wp14">
   <w:body>
+    <w:p>
+      <w:r>
+        <w:rPr>
+          <w:highlight w:val="yellow"/>
+        </w:rPr>
+        <w:t>OBS! Ta bort denna text och instruktionerna nedan innan dokumentet skickas in.</w:t>
+      </w:r>
+    </w:p>
+    <w:p>
+      <w:r>
+        <w:rPr>
+          <w:u w:val="single"/>
+        </w:rPr>
+        <w:t>Saker att tänka på innan du skickar in synpunkter, förfrågningar och klagomål gällande FSC regelverket:</w:t>
+      </w:r>
+    </w:p>
+    <w:p>
+      <w:pPr>
+        <w:pStyle w:val="ListBullet"/>
+      </w:pPr>
+      <w:r>
+        <w:rPr>
+          <w:b/>
+        </w:rPr>
+        <w:t>Mycket viktig att beställa hem</w:t>
+      </w:r>
+      <w:r>
+        <w:rPr>
+          <w:b/>
+          <w:vertAlign w:val="superscript"/>
+        </w:rPr>
+        <w:t>1</w:t>
+      </w:r>
+      <w:r>
+        <w:rPr>
+          <w:b/>
+        </w:rPr>
+        <w:t xml:space="preserve"> och granska avverkningsanmälan från Skogsstyrelsen innan du skickar iväg något.</w:t>
+      </w:r>
+    </w:p>
+    <w:p>
+      <w:pPr>
+        <w:pStyle w:val="ListBullet"/>
+      </w:pPr>
+      <w:r>
+        <w:rPr>
+          <w:b/>
+        </w:rPr>
+        <w:t xml:space="preserve">Den svenska FSC standardens krav (exempelvis indikator 6.4.3) kan endast användas om markägaren är FSC certifierad. </w:t>
+      </w:r>
+      <w:r>
+        <w:t>Du måste därför ta reda på om markägaren är FSC certifierad innan du skickar in ett sådant klagomål</w:t>
+      </w:r>
+      <w:r>
+        <w:rPr>
+          <w:vertAlign w:val="superscript"/>
+        </w:rPr>
+        <w:t>2</w:t>
+      </w:r>
+      <w:r>
+        <w:t>.</w:t>
+      </w:r>
+    </w:p>
+    <w:p>
+      <w:pPr>
+        <w:pStyle w:val="ListBullet"/>
+      </w:pPr>
+      <w:r>
+        <w:rPr>
+          <w:b/>
+        </w:rPr>
+        <w:t>För att skicka klagomål gällande bristfällig hänsyn till rödlistade arter (indikator 6.4.3) måste man först granska om det finns någon hänsyn planerad till arterna i avverkningsanmälan.</w:t>
+      </w:r>
+    </w:p>
+    <w:p>
+      <w:pPr>
+        <w:pStyle w:val="ListBullet"/>
+      </w:pPr>
+      <w:r>
+        <w:t xml:space="preserve">Om du inte har granskat om hänsyn planeras till arterna i avverkningsanmälan kan du möjligen skicka in dokumentet som en synpunkt eller förfrågan. </w:t>
+      </w:r>
+      <w:r>
+        <w:rPr>
+          <w:b/>
+        </w:rPr>
+        <w:t>Om du skickar in som förfrågan kan du till skillnad från en synpunkt förvänta dig ett svar.</w:t>
+      </w:r>
+    </w:p>
+    <w:p>
+      <w:pPr>
+        <w:pStyle w:val="ListBullet"/>
+      </w:pPr>
+      <w:r>
+        <w:t>Klagomål mot FSC skogsbruksstandarden ska i ett första skede framföras till certifikatsinnehavaren, tex ett skogsbolag. Många (främst mindre) skogsägare är medlemmar i gruppcertifikat</w:t>
+      </w:r>
+      <w:r>
+        <w:rPr>
+          <w:vertAlign w:val="superscript"/>
+        </w:rPr>
+        <w:t>3</w:t>
+      </w:r>
+      <w:r>
+        <w:t xml:space="preserve"> och då ska klagomålet framföras till gruppcertifikatet.</w:t>
+      </w:r>
+    </w:p>
+    <w:p>
+      <w:pPr>
+        <w:pStyle w:val="ListBullet"/>
+      </w:pPr>
+      <w:r>
+        <w:t>Om ett ombud (tex Norra skog eller Mellanskog) avverkningsanmäler en skog med naturvärden motsvarande nyckelbiotops kvalité men markägaren inte är FSC certifierad, bör du skicka in ett FSC kontrollerat virke klagomål. Då ska klagomålet skickas till ombudsföretaget.</w:t>
+      </w:r>
+    </w:p>
+    <w:p>
+      <w:pPr>
+        <w:jc w:val="left"/>
+      </w:pPr>
+      <w:r>
+        <w:rPr>
+          <w:vertAlign w:val="superscript"/>
+        </w:rPr>
+        <w:t>1</w:t>
+      </w:r>
+      <w:r>
+        <w:t xml:space="preserve"> Maila till skogsstyrelsen@skogsstyrelsen.se</w:t>
+        <w:br/>
+      </w:r>
+      <w:r>
+        <w:rPr>
+          <w:vertAlign w:val="superscript"/>
+        </w:rPr>
+        <w:t>2</w:t>
+      </w:r>
+      <w:r>
+        <w:t xml:space="preserve"> Hör av dig till FSC kansliet eller isak.lodin@wwf.se om du vill ha hjälp.</w:t>
+        <w:br/>
+      </w:r>
+      <w:r>
+        <w:rPr>
+          <w:vertAlign w:val="superscript"/>
+        </w:rPr>
+        <w:t>3</w:t>
+      </w:r>
+      <w:r>
+        <w:t xml:space="preserve"> https://se.fsc.org/se-sv/hitta/grupper-for-skogsbrukscertifiering</w:t>
+      </w:r>
+    </w:p>
+    <w:p>
+      <w:r>
+        <w:rPr>
+          <w:highlight w:val="yellow"/>
+        </w:rPr>
+        <w:t>OBS! Ta bort denna text och instruktionerna ovan innan dokumentet skickas in.</w:t>
+        <w:br w:type="page"/>
+      </w:r>
+    </w:p>
     <w:p>
       <w:pPr>
         <w:pStyle w:val="Title"/>
@@ -495,7 +651,7 @@
     <w:r>
       <w:tab/>
       <w:tab/>
-      <w:t>2024-03-02</w:t>
+      <w:t>2024-03-03</w:t>
       <w:br/>
       <w:br/>
     </w:r>

--- a/klagomål/A 69586-2018 FSC-klagomål.docx
+++ b/klagomål/A 69586-2018 FSC-klagomål.docx
@@ -651,7 +651,7 @@
     <w:r>
       <w:tab/>
       <w:tab/>
-      <w:t>2024-03-03</w:t>
+      <w:t>2024-03-04</w:t>
       <w:br/>
       <w:br/>
     </w:r>

--- a/klagomål/A 69586-2018 FSC-klagomål.docx
+++ b/klagomål/A 69586-2018 FSC-klagomål.docx
@@ -651,7 +651,7 @@
     <w:r>
       <w:tab/>
       <w:tab/>
-      <w:t>2024-03-04</w:t>
+      <w:t>2024-03-05</w:t>
       <w:br/>
       <w:br/>
     </w:r>

--- a/klagomål/A 69586-2018 FSC-klagomål.docx
+++ b/klagomål/A 69586-2018 FSC-klagomål.docx
@@ -651,7 +651,7 @@
     <w:r>
       <w:tab/>
       <w:tab/>
-      <w:t>2024-03-05</w:t>
+      <w:t>2024-03-06</w:t>
       <w:br/>
       <w:br/>
     </w:r>

--- a/klagomål/A 69586-2018 FSC-klagomål.docx
+++ b/klagomål/A 69586-2018 FSC-klagomål.docx
@@ -651,7 +651,7 @@
     <w:r>
       <w:tab/>
       <w:tab/>
-      <w:t>2024-03-06</w:t>
+      <w:t>2024-03-07</w:t>
       <w:br/>
       <w:br/>
     </w:r>

--- a/klagomål/A 69586-2018 FSC-klagomål.docx
+++ b/klagomål/A 69586-2018 FSC-klagomål.docx
@@ -651,7 +651,7 @@
     <w:r>
       <w:tab/>
       <w:tab/>
-      <w:t>2024-03-07</w:t>
+      <w:t>2024-03-08</w:t>
       <w:br/>
       <w:br/>
     </w:r>

--- a/klagomål/A 69586-2018 FSC-klagomål.docx
+++ b/klagomål/A 69586-2018 FSC-klagomål.docx
@@ -651,7 +651,7 @@
     <w:r>
       <w:tab/>
       <w:tab/>
-      <w:t>2024-03-08</w:t>
+      <w:t>2024-03-09</w:t>
       <w:br/>
       <w:br/>
     </w:r>

--- a/klagomål/A 69586-2018 FSC-klagomål.docx
+++ b/klagomål/A 69586-2018 FSC-klagomål.docx
@@ -651,7 +651,7 @@
     <w:r>
       <w:tab/>
       <w:tab/>
-      <w:t>2024-03-09</w:t>
+      <w:t>2024-03-10</w:t>
       <w:br/>
       <w:br/>
     </w:r>

--- a/klagomål/A 69586-2018 FSC-klagomål.docx
+++ b/klagomål/A 69586-2018 FSC-klagomål.docx
@@ -651,7 +651,7 @@
     <w:r>
       <w:tab/>
       <w:tab/>
-      <w:t>2024-03-10</w:t>
+      <w:t>2024-03-11</w:t>
       <w:br/>
       <w:br/>
     </w:r>

--- a/klagomål/A 69586-2018 FSC-klagomål.docx
+++ b/klagomål/A 69586-2018 FSC-klagomål.docx
@@ -651,7 +651,7 @@
     <w:r>
       <w:tab/>
       <w:tab/>
-      <w:t>2024-03-11</w:t>
+      <w:t>2024-03-12</w:t>
       <w:br/>
       <w:br/>
     </w:r>

--- a/klagomål/A 69586-2018 FSC-klagomål.docx
+++ b/klagomål/A 69586-2018 FSC-klagomål.docx
@@ -651,7 +651,7 @@
     <w:r>
       <w:tab/>
       <w:tab/>
-      <w:t>2024-03-12</w:t>
+      <w:t>2024-03-13</w:t>
       <w:br/>
       <w:br/>
     </w:r>
